--- a/entrega/Atividade1_Compiladores.docx
+++ b/entrega/Atividade1_Compiladores.docx
@@ -214,6 +214,17 @@
     </w:p>
     <w:p>
       <w:pPr>
+        <w:pStyle w:val="ListBullet"/>
+      </w:pPr>
+      <w:r>
+        <w:rPr>
+          <w:b w:val="0"/>
+        </w:rPr>
+        <w:t>Comentários entre chaves { } passaram de SKIP para SPECIAL_TOKEN: continuam sendo ignorados pelo parser, mas agora aparecem na saída da análise léxica.</w:t>
+      </w:r>
+    </w:p>
+    <w:p>
+      <w:pPr>
         <w:pStyle w:val="Heading1"/>
       </w:pPr>
       <w:r>
@@ -227,7 +238,7 @@
       <w:r>
         <w:drawing>
           <wp:inline xmlns:a="http://schemas.openxmlformats.org/drawingml/2006/main" xmlns:pic="http://schemas.openxmlformats.org/drawingml/2006/picture">
-            <wp:extent cx="4680000" cy="3937886"/>
+            <wp:extent cx="4680000" cy="4552971"/>
             <wp:docPr id="2" name="Picture 2"/>
             <wp:cNvGraphicFramePr>
               <a:graphicFrameLocks noChangeAspect="1"/>
@@ -248,7 +259,7 @@
                   <pic:spPr>
                     <a:xfrm>
                       <a:off x="0" y="0"/>
-                      <a:ext cx="4680000" cy="3937886"/>
+                      <a:ext cx="4680000" cy="4552971"/>
                     </a:xfrm>
                     <a:prstGeom prst="rect"/>
                   </pic:spPr>
@@ -269,7 +280,7 @@
           <w:i/>
           <w:sz w:val="20"/>
         </w:rPr>
-        <w:t>Figura 2 – Tokens adicionados no Tiny.jj</w:t>
+        <w:t>Figura 2 – Comentários e tokens no Tiny.jj</w:t>
       </w:r>
     </w:p>
     <w:p>
@@ -331,7 +342,7 @@
       <w:r>
         <w:drawing>
           <wp:inline xmlns:a="http://schemas.openxmlformats.org/drawingml/2006/main" xmlns:pic="http://schemas.openxmlformats.org/drawingml/2006/picture">
-            <wp:extent cx="6120000" cy="5830209"/>
+            <wp:extent cx="6120000" cy="6620995"/>
             <wp:docPr id="4" name="Picture 4"/>
             <wp:cNvGraphicFramePr>
               <a:graphicFrameLocks noChangeAspect="1"/>
@@ -352,7 +363,7 @@
                   <pic:spPr>
                     <a:xfrm>
                       <a:off x="0" y="0"/>
-                      <a:ext cx="6120000" cy="5830209"/>
+                      <a:ext cx="6120000" cy="6620995"/>
                     </a:xfrm>
                     <a:prstGeom prst="rect"/>
                   </pic:spPr>
@@ -391,7 +402,7 @@
       <w:r>
         <w:drawing>
           <wp:inline xmlns:a="http://schemas.openxmlformats.org/drawingml/2006/main" xmlns:pic="http://schemas.openxmlformats.org/drawingml/2006/picture">
-            <wp:extent cx="6120000" cy="2991436"/>
+            <wp:extent cx="6120000" cy="3108249"/>
             <wp:docPr id="5" name="Picture 5"/>
             <wp:cNvGraphicFramePr>
               <a:graphicFrameLocks noChangeAspect="1"/>
@@ -412,7 +423,7 @@
                   <pic:spPr>
                     <a:xfrm>
                       <a:off x="0" y="0"/>
-                      <a:ext cx="6120000" cy="2991436"/>
+                      <a:ext cx="6120000" cy="3108249"/>
                     </a:xfrm>
                     <a:prstGeom prst="rect"/>
                   </pic:spPr>
@@ -443,7 +454,7 @@
       <w:r>
         <w:drawing>
           <wp:inline xmlns:a="http://schemas.openxmlformats.org/drawingml/2006/main" xmlns:pic="http://schemas.openxmlformats.org/drawingml/2006/picture">
-            <wp:extent cx="4320000" cy="6615771"/>
+            <wp:extent cx="4320000" cy="6899657"/>
             <wp:docPr id="6" name="Picture 6"/>
             <wp:cNvGraphicFramePr>
               <a:graphicFrameLocks noChangeAspect="1"/>
@@ -464,7 +475,7 @@
                   <pic:spPr>
                     <a:xfrm>
                       <a:off x="0" y="0"/>
-                      <a:ext cx="4320000" cy="6615771"/>
+                      <a:ext cx="4320000" cy="6899657"/>
                     </a:xfrm>
                     <a:prstGeom prst="rect"/>
                   </pic:spPr>
